--- a/data/Dialogues EU-LAC_EU-Mercosur and Chile Workshop.docx
+++ b/data/Dialogues EU-LAC_EU-Mercosur and Chile Workshop.docx
@@ -2,13 +2,13 @@
 <file path=word/document.xml><?xml version="1.0" encoding="utf-8"?>
 <w:document xmlns:w="http://schemas.openxmlformats.org/wordprocessingml/2006/main" xmlns:m="http://schemas.openxmlformats.org/officeDocument/2006/math" xmlns:r="http://schemas.openxmlformats.org/officeDocument/2006/relationships" xmlns:o="urn:schemas-microsoft-com:office:office" xmlns:v="urn:schemas-microsoft-com:vml" xmlns:w10="urn:schemas-microsoft-com:office:word" xmlns:a="http://schemas.openxmlformats.org/drawingml/2006/main" xmlns:pic="http://schemas.openxmlformats.org/drawingml/2006/picture" xmlns:wp="http://schemas.openxmlformats.org/drawingml/2006/wordprocessingDrawing">
   <w:body>
-    <w:bookmarkStart w:id="26" w:name="X47596bca2a6d50da3827fe7b5ab28cd4cc9bf17"/>
+    <w:bookmarkStart w:id="26" w:name="X06dd9e38bae071b572d773bbda30f44e0dc7ead"/>
     <w:p>
       <w:pPr>
         <w:pStyle w:val="Heading1"/>
       </w:pPr>
       <w:r>
-        <w:t xml:space="preserve">EU-Latin America and Caribbean Dialogues on Sustainable Food Systems</w:t>
+        <w:t xml:space="preserve">EU-LAC Dialogues and EU-Mercosur &amp; Chile Workshop on Sustainable Food Systems</w:t>
       </w:r>
     </w:p>
     <w:p>
@@ -38,7 +38,7 @@
         <w:t xml:space="preserve">Location</w:t>
       </w:r>
       <w:r>
-        <w:t xml:space="preserve">: Location not specified</w:t>
+        <w:t xml:space="preserve">: Brussels, Belgium</w:t>
       </w:r>
     </w:p>
     <w:bookmarkStart w:id="20" w:name="executive-summary"/>
@@ -55,7 +55,7 @@
         <w:pStyle w:val="FirstParagraph"/>
       </w:pPr>
       <w:r>
-        <w:t xml:space="preserve">The EU-Latin America and the Caribbean (LAC) Dialogues on Sustainable Food Systems aim to foster collaboration between the European Union, MERCOSUR countries, and Chile to enhance sustainable agricultural practices. These dialogues, supported by the EU’s Farm to Fork Strategy, focus on addressing climate change, biodiversity loss, and environmental degradation through strategic partnerships. The second workshop, held on May 16-17, 2022, facilitated discussions among policymakers and stakeholders on sustainable livestock production, food loss and waste, and soil health. Key figures emphasized the importance of the EU-MERCOSUR Free Trade Agreement and the need for inclusive food systems that align with international sustainability goals. The initiative will culminate in a bi-regional conference, promoting ongoing dialogue and the development of public-private partnerships to transition towards resilient food systems globally.</w:t>
+        <w:t xml:space="preserve">The EU-Latin America and the Caribbean (LAC) Dialogues on Sustainable Food Systems aim to foster strategic partnerships to accelerate the transition to sustainable agriculture and food systems. Supported by the EU’s Foreign Policy Instruments and the EU-LAC Policy Dialogue Facility, these dialogues include four sub-regional workshops and a concluding bi-regional conference planned for late 2022. Key workshops involved EU collaboration with Central America, Mercosur countries, and Chile, focusing on shared challenges such as sustainable livestock production, food loss and waste reduction, soil health, and innovation. The dialogues emphasize alignment with the EU Farm to Fork Strategy and global sustainability goals, including the 2030 Agenda and UN Sustainable Development Goals. Participants, including policymakers and private sector representatives, committed to ongoing cooperation, public-private partnerships, and sharing best practices to build resilient, inclusive, and environmentally sustainable food systems amid global challenges like the pandemic and geopolitical tensions.</w:t>
       </w:r>
     </w:p>
     <w:bookmarkEnd w:id="20"/>
@@ -77,7 +77,7 @@
         </w:numPr>
       </w:pPr>
       <w:r>
-        <w:t xml:space="preserve">The EU-LAC Dialogues focus on promoting sustainable food systems through strategic partnerships and constructive exchanges of ideas among stakeholders from the EU, MERCOSUR, and Chile.</w:t>
+        <w:t xml:space="preserve">The EU-LAC Dialogues focus on accelerating the transition to sustainable food systems and agricultural production through strategic partnerships and constructive exchanges.</w:t>
       </w:r>
     </w:p>
     <w:p>
@@ -89,7 +89,7 @@
         </w:numPr>
       </w:pPr>
       <w:r>
-        <w:t xml:space="preserve">The workshops address key issues such as sustainable agriculture, food loss and waste, and soil health, aiming to identify common strategies for collaboration.</w:t>
+        <w:t xml:space="preserve">Workshops cover sub-regions including EU-Mercosur and Chile, Central America, and Colombia, Ecuador, and Peru, addressing topics like the EU Farm to Fork Strategy, sustainable livestock, pesticide use, and food loss reduction.</w:t>
       </w:r>
     </w:p>
     <w:p>
@@ -101,7 +101,7 @@
         </w:numPr>
       </w:pPr>
       <w:r>
-        <w:t xml:space="preserve">The initiative is part of the EU’s Farm to Fork Strategy, emphasizing the importance of cooperation in tackling climate change and environmental degradation.</w:t>
+        <w:t xml:space="preserve">The EU-Mercosur and Chile workshop emphasized cooperation on sustainable livestock production, food loss and waste, soil health, and innovation, aligning with the EU Green Deal and Farm to Fork Strategy.</w:t>
       </w:r>
     </w:p>
     <w:p>
@@ -113,7 +113,7 @@
         </w:numPr>
       </w:pPr>
       <w:r>
-        <w:t xml:space="preserve">The dialogues involve participation from policymakers, private sector representatives, and various ministries, fostering inclusive and participatory processes.</w:t>
+        <w:t xml:space="preserve">Key stakeholders include EU representatives, Ministries of Agriculture and Environment from Mercosur countries and Chile, and private sector actors, promoting inclusive, participatory approaches aligned with the 2030 Agenda and UN Sustainable Development Goals.</w:t>
       </w:r>
     </w:p>
     <w:p>
@@ -125,7 +125,7 @@
         </w:numPr>
       </w:pPr>
       <w:r>
-        <w:t xml:space="preserve">The series of workshops culminates in a bi-regional conference, reinforcing the commitment to ongoing dialogue and partnership development.</w:t>
+        <w:t xml:space="preserve">The dialogues aim to foster ongoing collaboration, public-private partnerships, and sharing of best practices to support global food system sustainability and resilience.</w:t>
       </w:r>
     </w:p>
     <w:bookmarkEnd w:id="21"/>
@@ -195,7 +195,7 @@
               <w:pStyle w:val="Compact"/>
             </w:pPr>
             <w:r>
-              <w:t xml:space="preserve">European Union; MERCOSUR countries; Chile; European Commission; Ministries of Agriculture and Environment of the MERCOSUR countries; Ministry of Agriculture of Chile; Raúl Cano Ricciardi; Gabriel Layseca Astudillo; Sandra Gallina</w:t>
+              <w:t xml:space="preserve">European Union; European Commission; Southern Common Market; Governments; Government Officials; Policy Level Representatives</w:t>
             </w:r>
           </w:p>
         </w:tc>
@@ -281,7 +281,7 @@
               <w:pStyle w:val="Compact"/>
             </w:pPr>
             <w:r>
-              <w:t xml:space="preserve">Inclusion &amp; Social Development</w:t>
+              <w:t xml:space="preserve">Regional &amp; International Cooperation</w:t>
             </w:r>
           </w:p>
         </w:tc>
@@ -292,7 +292,7 @@
               <w:pStyle w:val="Compact"/>
             </w:pPr>
             <w:r>
-              <w:t xml:space="preserve">Sustainable Digital Development</w:t>
+              <w:t xml:space="preserve">EU-LAC Digital Alliance; Bi-regional Cooperation</w:t>
             </w:r>
           </w:p>
         </w:tc>
@@ -305,7 +305,7 @@
               <w:pStyle w:val="Compact"/>
             </w:pPr>
             <w:r>
-              <w:t xml:space="preserve">Regional &amp; International Cooperation</w:t>
+              <w:t xml:space="preserve">Inclusion &amp; Social Development</w:t>
             </w:r>
           </w:p>
         </w:tc>
@@ -316,7 +316,7 @@
               <w:pStyle w:val="Compact"/>
             </w:pPr>
             <w:r>
-              <w:t xml:space="preserve">EU-LAC Digital Alliance; EU-CELAC Digital Partnership</w:t>
+              <w:t xml:space="preserve">Digital Inclusion</w:t>
             </w:r>
           </w:p>
         </w:tc>
@@ -341,7 +341,7 @@
         </w:numPr>
       </w:pPr>
       <w:r>
-        <w:t xml:space="preserve">The EU-Latin America and the Caribbean (LAC) Dialogues on Sustainable Food Systems, which include a series of workshops aimed at promoting collaboration on sustainable agricultural practices.</w:t>
+        <w:t xml:space="preserve">Organisation of EU-Latin America and the Caribbean (LAC) Dialogues on Sustainable Food Systems, supported by the Foreign Policy Instruments (FPI) and the EU-LAC Policy Dialogue Facility, including four sub-regional workshops and a concluding bi-regional conference.</w:t>
       </w:r>
     </w:p>
     <w:p>
@@ -353,7 +353,7 @@
         </w:numPr>
       </w:pPr>
       <w:r>
-        <w:t xml:space="preserve">The EU-Mercosur and Chile Workshop held on May 16-17, 2022, focused on sustainable agriculture and food systems, involving representatives from the EU, MERCOSUR countries, and Chile.</w:t>
+        <w:t xml:space="preserve">Conducting sub-regional workshops focused on sustainable agriculture and food systems, such as:</w:t>
       </w:r>
     </w:p>
     <w:p>
@@ -365,7 +365,7 @@
         </w:numPr>
       </w:pPr>
       <w:r>
-        <w:t xml:space="preserve">Ongoing development of public and private partnerships to facilitate the transition to sustainable and resilient food systems, as agreed upon during the EU-Mercosur and Chile Workshop.</w:t>
+        <w:t xml:space="preserve">EU-Mercosur and Chile Workshop (May 16-17, 2022) addressing sustainable livestock production, food loss and waste, and soil health and innovation.</w:t>
       </w:r>
     </w:p>
     <w:p>
@@ -377,7 +377,7 @@
         </w:numPr>
       </w:pPr>
       <w:r>
-        <w:t xml:space="preserve">The implementation of the EU Farm to Fork Strategy as a guiding framework for sustainable food systems in collaboration with MERCOSUR countries and Chile.</w:t>
+        <w:t xml:space="preserve">EU-Colombia, Ecuador and Peru Workshop (September 28-29, 2022) discussing sustainable use of pesticides and food loss and waste.</w:t>
       </w:r>
     </w:p>
     <w:p>
@@ -389,7 +389,55 @@
         </w:numPr>
       </w:pPr>
       <w:r>
-        <w:t xml:space="preserve">The establishment of a bi-regional Association Agreement, which includes a Free Trade Agreement between the EU and MERCOSUR, aimed at enhancing cooperation on sustainable food systems.</w:t>
+        <w:t xml:space="preserve">EU-Central America Workshop (March 22-23, 2022) covering the EU Farm to Fork Strategy, responsible food business practices, climate actions, soil protection, and reducing food loss and waste.</w:t>
+      </w:r>
+    </w:p>
+    <w:p>
+      <w:pPr>
+        <w:pStyle w:val="Compact"/>
+        <w:numPr>
+          <w:ilvl w:val="0"/>
+          <w:numId w:val="1002"/>
+        </w:numPr>
+      </w:pPr>
+      <w:r>
+        <w:t xml:space="preserve">Engagement of policy makers from the EU, MERCOSUR countries, and Chile, including Ministries of Agriculture and Environment, and private sector representatives, to identify areas of convergence and develop cooperation strategies.</w:t>
+      </w:r>
+    </w:p>
+    <w:p>
+      <w:pPr>
+        <w:pStyle w:val="Compact"/>
+        <w:numPr>
+          <w:ilvl w:val="0"/>
+          <w:numId w:val="1002"/>
+        </w:numPr>
+      </w:pPr>
+      <w:r>
+        <w:t xml:space="preserve">Promotion of public and private partnerships and sharing of good practices to enable the transition to sustainable and resilient food systems globally.</w:t>
+      </w:r>
+    </w:p>
+    <w:p>
+      <w:pPr>
+        <w:pStyle w:val="Compact"/>
+        <w:numPr>
+          <w:ilvl w:val="0"/>
+          <w:numId w:val="1002"/>
+        </w:numPr>
+      </w:pPr>
+      <w:r>
+        <w:t xml:space="preserve">Alignment of national strategies (e.g., Chile’s strategy for inclusive food systems) with international priorities such as the 2030 Agenda and UN Sustainable Development Goals.</w:t>
+      </w:r>
+    </w:p>
+    <w:p>
+      <w:pPr>
+        <w:pStyle w:val="Compact"/>
+        <w:numPr>
+          <w:ilvl w:val="0"/>
+          <w:numId w:val="1002"/>
+        </w:numPr>
+      </w:pPr>
+      <w:r>
+        <w:t xml:space="preserve">Support for the EU-MERCOSUR Free Trade Agreement as part of a bi-regional Association Agreement to enhance cooperation on sustainable food systems.</w:t>
       </w:r>
     </w:p>
     <w:bookmarkEnd w:id="24"/>
@@ -411,7 +459,7 @@
         </w:numPr>
       </w:pPr>
       <w:r>
-        <w:t xml:space="preserve">Conduct a total of four sub-regional workshops on sustainable food systems, concluding with a bi-regional conference expected to take place at the end of 2022.</w:t>
+        <w:t xml:space="preserve">Organize a total of four sub-regional workshops on sustainable food systems, concluding with a bi-regional conference expected to take place at the end of 2022.</w:t>
       </w:r>
     </w:p>
     <w:bookmarkEnd w:id="25"/>
